--- a/Manual_Usuario.docx
+++ b/Manual_Usuario.docx
@@ -123,8 +123,21 @@
           <w:szCs w:val="40"/>
           <w:lang w:eastAsia="es-ES"/>
         </w:rPr>
-        <w:t>Servicio de Descargas de Reportes MOP-Telemetrias</w:t>
-      </w:r>
+        <w:t>Servicio de Descargas de Reportes MOP-</w:t>
+      </w:r>
+      <w:proofErr w:type="spellStart"/>
+      <w:r>
+        <w:rPr>
+          <w:rFonts w:ascii="Calibri" w:eastAsia="Times New Roman" w:hAnsi="Calibri" w:cs="Calibri"/>
+          <w:b/>
+          <w:color w:val="999999"/>
+          <w:sz w:val="40"/>
+          <w:szCs w:val="40"/>
+          <w:lang w:eastAsia="es-ES"/>
+        </w:rPr>
+        <w:t>Telemetrias</w:t>
+      </w:r>
+      <w:proofErr w:type="spellEnd"/>
     </w:p>
     <w:p>
       <w:pPr>
@@ -1216,7 +1229,7 @@
           <w:r>
             <w:fldChar w:fldCharType="separate"/>
           </w:r>
-          <w:hyperlink w:anchor="_Toc224569117" w:history="1">
+          <w:hyperlink w:anchor="_Toc224727267" w:history="1">
             <w:r>
               <w:rPr>
                 <w:rStyle w:val="Hipervnculo"/>
@@ -1268,7 +1281,7 @@
                 <w:noProof/>
                 <w:webHidden/>
               </w:rPr>
-              <w:instrText xml:space="preserve"> PAGEREF _Toc224569117 \h </w:instrText>
+              <w:instrText xml:space="preserve"> PAGEREF _Toc224727267 \h </w:instrText>
             </w:r>
             <w:r>
               <w:rPr>
@@ -1288,7 +1301,7 @@
                 <w:noProof/>
                 <w:webHidden/>
               </w:rPr>
-              <w:t>4</w:t>
+              <w:t>3</w:t>
             </w:r>
             <w:r>
               <w:rPr>
@@ -1312,7 +1325,7 @@
               <w14:ligatures w14:val="standardContextual"/>
             </w:rPr>
           </w:pPr>
-          <w:hyperlink w:anchor="_Toc224569118" w:history="1">
+          <w:hyperlink w:anchor="_Toc224727268" w:history="1">
             <w:r>
               <w:rPr>
                 <w:rStyle w:val="Hipervnculo"/>
@@ -1364,7 +1377,7 @@
                 <w:noProof/>
                 <w:webHidden/>
               </w:rPr>
-              <w:instrText xml:space="preserve"> PAGEREF _Toc224569118 \h </w:instrText>
+              <w:instrText xml:space="preserve"> PAGEREF _Toc224727268 \h </w:instrText>
             </w:r>
             <w:r>
               <w:rPr>
@@ -1384,7 +1397,7 @@
                 <w:noProof/>
                 <w:webHidden/>
               </w:rPr>
-              <w:t>4</w:t>
+              <w:t>3</w:t>
             </w:r>
             <w:r>
               <w:rPr>
@@ -1408,7 +1421,7 @@
               <w14:ligatures w14:val="standardContextual"/>
             </w:rPr>
           </w:pPr>
-          <w:hyperlink w:anchor="_Toc224569119" w:history="1">
+          <w:hyperlink w:anchor="_Toc224727269" w:history="1">
             <w:r>
               <w:rPr>
                 <w:rStyle w:val="Hipervnculo"/>
@@ -1460,7 +1473,7 @@
                 <w:noProof/>
                 <w:webHidden/>
               </w:rPr>
-              <w:instrText xml:space="preserve"> PAGEREF _Toc224569119 \h </w:instrText>
+              <w:instrText xml:space="preserve"> PAGEREF _Toc224727269 \h </w:instrText>
             </w:r>
             <w:r>
               <w:rPr>
@@ -1480,7 +1493,7 @@
                 <w:noProof/>
                 <w:webHidden/>
               </w:rPr>
-              <w:t>5</w:t>
+              <w:t>4</w:t>
             </w:r>
             <w:r>
               <w:rPr>
@@ -1504,7 +1517,7 @@
               <w14:ligatures w14:val="standardContextual"/>
             </w:rPr>
           </w:pPr>
-          <w:hyperlink w:anchor="_Toc224569120" w:history="1">
+          <w:hyperlink w:anchor="_Toc224727270" w:history="1">
             <w:r>
               <w:rPr>
                 <w:rStyle w:val="Hipervnculo"/>
@@ -1556,7 +1569,7 @@
                 <w:noProof/>
                 <w:webHidden/>
               </w:rPr>
-              <w:instrText xml:space="preserve"> PAGEREF _Toc224569120 \h </w:instrText>
+              <w:instrText xml:space="preserve"> PAGEREF _Toc224727270 \h </w:instrText>
             </w:r>
             <w:r>
               <w:rPr>
@@ -1576,7 +1589,7 @@
                 <w:noProof/>
                 <w:webHidden/>
               </w:rPr>
-              <w:t>6</w:t>
+              <w:t>5</w:t>
             </w:r>
             <w:r>
               <w:rPr>
@@ -1600,7 +1613,7 @@
               <w14:ligatures w14:val="standardContextual"/>
             </w:rPr>
           </w:pPr>
-          <w:hyperlink w:anchor="_Toc224569121" w:history="1">
+          <w:hyperlink w:anchor="_Toc224727271" w:history="1">
             <w:r>
               <w:rPr>
                 <w:rStyle w:val="Hipervnculo"/>
@@ -1652,7 +1665,7 @@
                 <w:noProof/>
                 <w:webHidden/>
               </w:rPr>
-              <w:instrText xml:space="preserve"> PAGEREF _Toc224569121 \h </w:instrText>
+              <w:instrText xml:space="preserve"> PAGEREF _Toc224727271 \h </w:instrText>
             </w:r>
             <w:r>
               <w:rPr>
@@ -1672,7 +1685,7 @@
                 <w:noProof/>
                 <w:webHidden/>
               </w:rPr>
-              <w:t>8</w:t>
+              <w:t>7</w:t>
             </w:r>
             <w:r>
               <w:rPr>
@@ -1696,7 +1709,7 @@
               <w14:ligatures w14:val="standardContextual"/>
             </w:rPr>
           </w:pPr>
-          <w:hyperlink w:anchor="_Toc224569122" w:history="1">
+          <w:hyperlink w:anchor="_Toc224727272" w:history="1">
             <w:r>
               <w:rPr>
                 <w:rStyle w:val="Hipervnculo"/>
@@ -1748,7 +1761,7 @@
                 <w:noProof/>
                 <w:webHidden/>
               </w:rPr>
-              <w:instrText xml:space="preserve"> PAGEREF _Toc224569122 \h </w:instrText>
+              <w:instrText xml:space="preserve"> PAGEREF _Toc224727272 \h </w:instrText>
             </w:r>
             <w:r>
               <w:rPr>
@@ -1768,7 +1781,7 @@
                 <w:noProof/>
                 <w:webHidden/>
               </w:rPr>
-              <w:t>9</w:t>
+              <w:t>8</w:t>
             </w:r>
             <w:r>
               <w:rPr>
@@ -1792,7 +1805,7 @@
               <w14:ligatures w14:val="standardContextual"/>
             </w:rPr>
           </w:pPr>
-          <w:hyperlink w:anchor="_Toc224569123" w:history="1">
+          <w:hyperlink w:anchor="_Toc224727273" w:history="1">
             <w:r>
               <w:rPr>
                 <w:rStyle w:val="Hipervnculo"/>
@@ -1844,7 +1857,7 @@
                 <w:noProof/>
                 <w:webHidden/>
               </w:rPr>
-              <w:instrText xml:space="preserve"> PAGEREF _Toc224569123 \h </w:instrText>
+              <w:instrText xml:space="preserve"> PAGEREF _Toc224727273 \h </w:instrText>
             </w:r>
             <w:r>
               <w:rPr>
@@ -1864,7 +1877,7 @@
                 <w:noProof/>
                 <w:webHidden/>
               </w:rPr>
-              <w:t>9</w:t>
+              <w:t>8</w:t>
             </w:r>
             <w:r>
               <w:rPr>
@@ -1888,7 +1901,7 @@
               <w14:ligatures w14:val="standardContextual"/>
             </w:rPr>
           </w:pPr>
-          <w:hyperlink w:anchor="_Toc224569124" w:history="1">
+          <w:hyperlink w:anchor="_Toc224727274" w:history="1">
             <w:r>
               <w:rPr>
                 <w:rStyle w:val="Hipervnculo"/>
@@ -1940,7 +1953,7 @@
                 <w:noProof/>
                 <w:webHidden/>
               </w:rPr>
-              <w:instrText xml:space="preserve"> PAGEREF _Toc224569124 \h </w:instrText>
+              <w:instrText xml:space="preserve"> PAGEREF _Toc224727274 \h </w:instrText>
             </w:r>
             <w:r>
               <w:rPr>
@@ -1960,7 +1973,7 @@
                 <w:noProof/>
                 <w:webHidden/>
               </w:rPr>
-              <w:t>9</w:t>
+              <w:t>8</w:t>
             </w:r>
             <w:r>
               <w:rPr>
@@ -2214,7 +2227,7 @@
           <w:szCs w:val="28"/>
         </w:rPr>
       </w:pPr>
-      <w:bookmarkStart w:id="1" w:name="_Toc224569117"/>
+      <w:bookmarkStart w:id="1" w:name="_Toc224727267"/>
       <w:bookmarkEnd w:id="0"/>
       <w:r>
         <w:rPr>
@@ -2324,7 +2337,7 @@
           <w:szCs w:val="28"/>
         </w:rPr>
       </w:pPr>
-      <w:bookmarkStart w:id="2" w:name="_Toc224569118"/>
+      <w:bookmarkStart w:id="2" w:name="_Toc224727268"/>
       <w:r>
         <w:rPr>
           <w:rFonts w:asciiTheme="minorHAnsi" w:hAnsiTheme="minorHAnsi" w:cstheme="minorHAnsi"/>
@@ -2471,6 +2484,7 @@
           <w:lang w:val="es-CL"/>
         </w:rPr>
       </w:pPr>
+      <w:proofErr w:type="gramStart"/>
       <w:r>
         <w:rPr>
           <w:b w:val="0"/>
@@ -2479,7 +2493,18 @@
           <w:szCs w:val="20"/>
           <w:lang w:val="es-CL"/>
         </w:rPr>
-        <w:t xml:space="preserve">Ejemplo : </w:t>
+        <w:t>Ejemplo :</w:t>
+      </w:r>
+      <w:proofErr w:type="gramEnd"/>
+      <w:r>
+        <w:rPr>
+          <w:b w:val="0"/>
+          <w:caps w:val="0"/>
+          <w:sz w:val="20"/>
+          <w:szCs w:val="20"/>
+          <w:lang w:val="es-CL"/>
+        </w:rPr>
+        <w:t xml:space="preserve"> </w:t>
       </w:r>
       <w:r>
         <w:rPr>
@@ -2538,27 +2563,7 @@
           <w:szCs w:val="20"/>
           <w:lang w:val="es-CL"/>
         </w:rPr>
-        <w:t>“</w:t>
-      </w:r>
-      <w:r>
-        <w:rPr>
-          <w:bCs/>
-          <w:caps w:val="0"/>
-          <w:sz w:val="20"/>
-          <w:szCs w:val="20"/>
-          <w:lang w:val="es-CL"/>
-        </w:rPr>
-        <w:t>Sesión en uso</w:t>
-      </w:r>
-      <w:r>
-        <w:rPr>
-          <w:bCs/>
-          <w:caps w:val="0"/>
-          <w:sz w:val="20"/>
-          <w:szCs w:val="20"/>
-          <w:lang w:val="es-CL"/>
-        </w:rPr>
-        <w:t>”</w:t>
+        <w:t>“Sesión en uso”</w:t>
       </w:r>
     </w:p>
     <w:p>
@@ -2833,7 +2838,7 @@
         <w:spacing w:before="0" w:line="360" w:lineRule="auto"/>
         <w:jc w:val="both"/>
       </w:pPr>
-      <w:bookmarkStart w:id="3" w:name="_Toc224569119"/>
+      <w:bookmarkStart w:id="3" w:name="_Toc224727269"/>
       <w:r>
         <w:rPr>
           <w:rFonts w:asciiTheme="minorHAnsi" w:hAnsiTheme="minorHAnsi" w:cstheme="minorHAnsi"/>
@@ -3106,7 +3111,7 @@
           <w:szCs w:val="18"/>
         </w:rPr>
         <w:drawing>
-          <wp:inline distT="0" distB="0" distL="0" distR="0" wp14:anchorId="05A5BBE6" wp14:editId="2AF625ED">
+          <wp:inline distT="0" distB="0" distL="0" distR="0" wp14:anchorId="05A5BBE6" wp14:editId="66B9B4F2">
             <wp:extent cx="3760340" cy="2974975"/>
             <wp:effectExtent l="0" t="0" r="0" b="0"/>
             <wp:docPr id="1433197332" name="Imagen 5"/>
@@ -3330,7 +3335,29 @@
           <w:sz w:val="20"/>
           <w:szCs w:val="18"/>
         </w:rPr>
-        <w:t>ste rango define el periodo de datos que se descargará desde el portal mop.</w:t>
+        <w:t xml:space="preserve">ste rango define el periodo de datos que se descargará desde el portal </w:t>
+      </w:r>
+      <w:proofErr w:type="spellStart"/>
+      <w:r>
+        <w:rPr>
+          <w:b w:val="0"/>
+          <w:bCs/>
+          <w:caps w:val="0"/>
+          <w:sz w:val="20"/>
+          <w:szCs w:val="18"/>
+        </w:rPr>
+        <w:t>mop</w:t>
+      </w:r>
+      <w:proofErr w:type="spellEnd"/>
+      <w:r>
+        <w:rPr>
+          <w:b w:val="0"/>
+          <w:bCs/>
+          <w:caps w:val="0"/>
+          <w:sz w:val="20"/>
+          <w:szCs w:val="18"/>
+        </w:rPr>
+        <w:t>.</w:t>
       </w:r>
     </w:p>
     <w:p>
@@ -3468,7 +3495,7 @@
           <w:szCs w:val="18"/>
         </w:rPr>
         <w:drawing>
-          <wp:inline distT="0" distB="0" distL="0" distR="0" wp14:anchorId="43D3CA85" wp14:editId="3796E2D6">
+          <wp:inline distT="0" distB="0" distL="0" distR="0" wp14:anchorId="43D3CA85" wp14:editId="14F71A54">
             <wp:extent cx="3307743" cy="3387443"/>
             <wp:effectExtent l="0" t="0" r="6985" b="3810"/>
             <wp:docPr id="1239099455" name="Imagen 6"/>
@@ -3589,7 +3616,7 @@
           <w:szCs w:val="28"/>
         </w:rPr>
       </w:pPr>
-      <w:bookmarkStart w:id="4" w:name="_Toc224569120"/>
+      <w:bookmarkStart w:id="4" w:name="_Toc224727270"/>
       <w:r>
         <w:rPr>
           <w:rFonts w:asciiTheme="minorHAnsi" w:hAnsiTheme="minorHAnsi" w:cstheme="minorHAnsi"/>
@@ -4107,7 +4134,7 @@
           <w:szCs w:val="28"/>
         </w:rPr>
       </w:pPr>
-      <w:bookmarkStart w:id="5" w:name="_Toc224569121"/>
+      <w:bookmarkStart w:id="5" w:name="_Toc224727271"/>
       <w:r>
         <w:rPr>
           <w:rFonts w:asciiTheme="minorHAnsi" w:hAnsiTheme="minorHAnsi" w:cstheme="minorHAnsi"/>
@@ -4754,6 +4781,7 @@
                 <w:szCs w:val="18"/>
               </w:rPr>
             </w:pPr>
+            <w:proofErr w:type="spellStart"/>
             <w:r>
               <w:rPr>
                 <w:b w:val="0"/>
@@ -4764,6 +4792,7 @@
               </w:rPr>
               <w:t>en_curso</w:t>
             </w:r>
+            <w:proofErr w:type="spellEnd"/>
           </w:p>
         </w:tc>
         <w:tc>
@@ -5494,7 +5523,7 @@
           <w:szCs w:val="28"/>
         </w:rPr>
       </w:pPr>
-      <w:bookmarkStart w:id="6" w:name="_Toc224569122"/>
+      <w:bookmarkStart w:id="6" w:name="_Toc224727272"/>
       <w:r>
         <w:rPr>
           <w:rFonts w:ascii="Calibri" w:hAnsi="Calibri" w:cs="Calibri"/>
@@ -5914,7 +5943,7 @@
           <w:szCs w:val="28"/>
         </w:rPr>
       </w:pPr>
-      <w:bookmarkStart w:id="7" w:name="_Toc224569123"/>
+      <w:bookmarkStart w:id="7" w:name="_Toc224727273"/>
       <w:r>
         <w:rPr>
           <w:rFonts w:asciiTheme="minorHAnsi" w:hAnsiTheme="minorHAnsi" w:cstheme="minorHAnsi"/>
@@ -6018,7 +6047,43 @@
           <w:sz w:val="20"/>
           <w:szCs w:val="18"/>
         </w:rPr>
-        <w:t>/opt/quantica/EXTRACCIONES MOP/</w:t>
+        <w:t>/</w:t>
+      </w:r>
+      <w:proofErr w:type="spellStart"/>
+      <w:r>
+        <w:rPr>
+          <w:caps w:val="0"/>
+          <w:sz w:val="20"/>
+          <w:szCs w:val="18"/>
+        </w:rPr>
+        <w:t>opt</w:t>
+      </w:r>
+      <w:proofErr w:type="spellEnd"/>
+      <w:r>
+        <w:rPr>
+          <w:caps w:val="0"/>
+          <w:sz w:val="20"/>
+          <w:szCs w:val="18"/>
+        </w:rPr>
+        <w:t>/</w:t>
+      </w:r>
+      <w:proofErr w:type="spellStart"/>
+      <w:r>
+        <w:rPr>
+          <w:caps w:val="0"/>
+          <w:sz w:val="20"/>
+          <w:szCs w:val="18"/>
+        </w:rPr>
+        <w:t>quantica</w:t>
+      </w:r>
+      <w:proofErr w:type="spellEnd"/>
+      <w:r>
+        <w:rPr>
+          <w:caps w:val="0"/>
+          <w:sz w:val="20"/>
+          <w:szCs w:val="18"/>
+        </w:rPr>
+        <w:t>/EXTRACCIONES MOP/</w:t>
       </w:r>
     </w:p>
     <w:p>
@@ -6148,7 +6213,61 @@
           <w:sz w:val="20"/>
           <w:szCs w:val="18"/>
         </w:rPr>
-        <w:t>/opt/quantica/EXTRACCIONES MOP/2366 - CASUB_Soporte P12/2026/</w:t>
+        <w:t>/</w:t>
+      </w:r>
+      <w:proofErr w:type="spellStart"/>
+      <w:r>
+        <w:rPr>
+          <w:caps w:val="0"/>
+          <w:sz w:val="20"/>
+          <w:szCs w:val="18"/>
+        </w:rPr>
+        <w:t>opt</w:t>
+      </w:r>
+      <w:proofErr w:type="spellEnd"/>
+      <w:r>
+        <w:rPr>
+          <w:caps w:val="0"/>
+          <w:sz w:val="20"/>
+          <w:szCs w:val="18"/>
+        </w:rPr>
+        <w:t>/</w:t>
+      </w:r>
+      <w:proofErr w:type="spellStart"/>
+      <w:r>
+        <w:rPr>
+          <w:caps w:val="0"/>
+          <w:sz w:val="20"/>
+          <w:szCs w:val="18"/>
+        </w:rPr>
+        <w:t>quantica</w:t>
+      </w:r>
+      <w:proofErr w:type="spellEnd"/>
+      <w:r>
+        <w:rPr>
+          <w:caps w:val="0"/>
+          <w:sz w:val="20"/>
+          <w:szCs w:val="18"/>
+        </w:rPr>
+        <w:t xml:space="preserve">/EXTRACCIONES MOP/2366 - </w:t>
+      </w:r>
+      <w:proofErr w:type="spellStart"/>
+      <w:r>
+        <w:rPr>
+          <w:caps w:val="0"/>
+          <w:sz w:val="20"/>
+          <w:szCs w:val="18"/>
+        </w:rPr>
+        <w:t>CASUB_Soporte</w:t>
+      </w:r>
+      <w:proofErr w:type="spellEnd"/>
+      <w:r>
+        <w:rPr>
+          <w:caps w:val="0"/>
+          <w:sz w:val="20"/>
+          <w:szCs w:val="18"/>
+        </w:rPr>
+        <w:t xml:space="preserve"> P12/2026/</w:t>
       </w:r>
     </w:p>
     <w:p>
@@ -6210,7 +6329,7 @@
           <w:szCs w:val="28"/>
         </w:rPr>
       </w:pPr>
-      <w:bookmarkStart w:id="8" w:name="_Toc224569124"/>
+      <w:bookmarkStart w:id="8" w:name="_Toc224727274"/>
       <w:r>
         <w:rPr>
           <w:rFonts w:asciiTheme="minorHAnsi" w:hAnsiTheme="minorHAnsi" w:cstheme="minorHAnsi"/>
@@ -6594,7 +6713,6 @@
           <w:docPartUnique/>
         </w:docPartObj>
       </w:sdtPr>
-      <w:sdtEndPr/>
       <w:sdtContent>
         <w:sdt>
           <w:sdtPr>
@@ -6613,7 +6731,6 @@
               <w:docPartUnique/>
             </w:docPartObj>
           </w:sdtPr>
-          <w:sdtEndPr/>
           <w:sdtContent>
             <w:r>
               <w:rPr>
@@ -6955,7 +7072,33 @@
               <w:szCs w:val="14"/>
               <w:lang w:eastAsia="es-ES"/>
             </w:rPr>
-            <w:t>Este documento y todo su contenido son propiedad única de Quantica SPA y son entregados al cliente para uso exclusivo y confidencial durante el Proceso de Ejecución del Proyecto.</w:t>
+            <w:t xml:space="preserve">Este documento y todo su contenido son propiedad única de </w:t>
+          </w:r>
+          <w:proofErr w:type="spellStart"/>
+          <w:r>
+            <w:rPr>
+              <w:rFonts w:ascii="Calibri" w:eastAsia="Times New Roman" w:hAnsi="Calibri" w:cs="Calibri"/>
+              <w:i/>
+              <w:iCs/>
+              <w:color w:val="999999"/>
+              <w:sz w:val="14"/>
+              <w:szCs w:val="14"/>
+              <w:lang w:eastAsia="es-ES"/>
+            </w:rPr>
+            <w:t>Quantica</w:t>
+          </w:r>
+          <w:proofErr w:type="spellEnd"/>
+          <w:r>
+            <w:rPr>
+              <w:rFonts w:ascii="Calibri" w:eastAsia="Times New Roman" w:hAnsi="Calibri" w:cs="Calibri"/>
+              <w:i/>
+              <w:iCs/>
+              <w:color w:val="999999"/>
+              <w:sz w:val="14"/>
+              <w:szCs w:val="14"/>
+              <w:lang w:eastAsia="es-ES"/>
+            </w:rPr>
+            <w:t xml:space="preserve"> SPA y son entregados al cliente para uso exclusivo y confidencial durante el Proceso de Ejecución del Proyecto.</w:t>
           </w:r>
           <w:r>
             <w:rPr>
@@ -9833,12 +9976,7 @@
 </file>
 
 <file path=customXml/item1.xml><?xml version="1.0" encoding="utf-8"?>
-<?mso-contentType ?>
-<FormTemplates xmlns="http://schemas.microsoft.com/sharepoint/v3/contenttype/forms">
-  <Display>DocumentLibraryForm</Display>
-  <Edit>DocumentLibraryForm</Edit>
-  <New>DocumentLibraryForm</New>
-</FormTemplates>
+<b:Sources xmlns:b="http://schemas.openxmlformats.org/officeDocument/2006/bibliography" xmlns="http://schemas.openxmlformats.org/officeDocument/2006/bibliography" SelectedStyle="\APASixthEditionOfficeOnline.xsl" StyleName="APA" Version="6"/>
 </file>
 
 <file path=customXml/item2.xml><?xml version="1.0" encoding="utf-8"?>
@@ -9853,12 +9991,17 @@
 </file>
 
 <file path=customXml/item3.xml><?xml version="1.0" encoding="utf-8"?>
-<b:Sources xmlns:b="http://schemas.openxmlformats.org/officeDocument/2006/bibliography" xmlns="http://schemas.openxmlformats.org/officeDocument/2006/bibliography" SelectedStyle="\APASixthEditionOfficeOnline.xsl" StyleName="APA" Version="6"/>
+<?mso-contentType ?>
+<FormTemplates xmlns="http://schemas.microsoft.com/sharepoint/v3/contenttype/forms">
+  <Display>DocumentLibraryForm</Display>
+  <Edit>DocumentLibraryForm</Edit>
+  <New>DocumentLibraryForm</New>
+</FormTemplates>
 </file>
 
 <file path=customXml/item4.xml><?xml version="1.0" encoding="utf-8"?>
-<ct:contentTypeSchema xmlns:ct="http://schemas.microsoft.com/office/2006/metadata/contentType" xmlns:ma="http://schemas.microsoft.com/office/2006/metadata/properties/metaAttributes" ct:_="" ma:_="" ma:contentTypeName="Documento" ma:contentTypeID="0x0101002158688CF0042947B0A79185B476529A" ma:contentTypeVersion="12" ma:contentTypeDescription="Crear nuevo documento." ma:contentTypeScope="" ma:versionID="0affc6bef3a276b59469ec24394c1d22">
-  <xsd:schema xmlns:xsd="http://www.w3.org/2001/XMLSchema" xmlns:xs="http://www.w3.org/2001/XMLSchema" xmlns:p="http://schemas.microsoft.com/office/2006/metadata/properties" xmlns:ns2="80eba89f-857e-4f78-921f-5b2a27a1fb68" xmlns:ns3="4e1b8b37-0aab-4605-93c5-c7b20d6e29f4" targetNamespace="http://schemas.microsoft.com/office/2006/metadata/properties" ma:root="true" ma:fieldsID="d3b6b5d6262423fc000db1bda3a51f01" ns2:_="" ns3:_="">
+<ct:contentTypeSchema xmlns:ct="http://schemas.microsoft.com/office/2006/metadata/contentType" xmlns:ma="http://schemas.microsoft.com/office/2006/metadata/properties/metaAttributes" ct:_="" ma:_="" ma:contentTypeName="Document" ma:contentTypeID="0x0101002158688CF0042947B0A79185B476529A" ma:contentTypeVersion="12" ma:contentTypeDescription="Create a new document." ma:contentTypeScope="" ma:versionID="0b933db2b1c12a007c50cc70f391fd0d">
+  <xsd:schema xmlns:xsd="http://www.w3.org/2001/XMLSchema" xmlns:xs="http://www.w3.org/2001/XMLSchema" xmlns:p="http://schemas.microsoft.com/office/2006/metadata/properties" xmlns:ns2="80eba89f-857e-4f78-921f-5b2a27a1fb68" xmlns:ns3="4e1b8b37-0aab-4605-93c5-c7b20d6e29f4" targetNamespace="http://schemas.microsoft.com/office/2006/metadata/properties" ma:root="true" ma:fieldsID="82d51d96344327202a9d55fdce413db0" ns2:_="" ns3:_="">
     <xsd:import namespace="80eba89f-857e-4f78-921f-5b2a27a1fb68"/>
     <xsd:import namespace="4e1b8b37-0aab-4605-93c5-c7b20d6e29f4"/>
     <xsd:element name="properties">
@@ -9908,7 +10051,7 @@
         <xsd:restriction base="dms:Text"/>
       </xsd:simpleType>
     </xsd:element>
-    <xsd:element name="lcf76f155ced4ddcb4097134ff3c332f" ma:index="13" nillable="true" ma:taxonomy="true" ma:internalName="lcf76f155ced4ddcb4097134ff3c332f" ma:taxonomyFieldName="MediaServiceImageTags" ma:displayName="Etiquetas de imagen" ma:readOnly="false" ma:fieldId="{5cf76f15-5ced-4ddc-b409-7134ff3c332f}" ma:taxonomyMulti="true" ma:sspId="e102b65e-e423-4b34-9ecb-5bb5b49301aa" ma:termSetId="09814cd3-568e-fe90-9814-8d621ff8fb84" ma:anchorId="fba54fb3-c3e1-fe81-a776-ca4b69148c4d" ma:open="true" ma:isKeyword="false">
+    <xsd:element name="lcf76f155ced4ddcb4097134ff3c332f" ma:index="13" nillable="true" ma:taxonomy="true" ma:internalName="lcf76f155ced4ddcb4097134ff3c332f" ma:taxonomyFieldName="MediaServiceImageTags" ma:displayName="Image Tags" ma:readOnly="false" ma:fieldId="{5cf76f15-5ced-4ddc-b409-7134ff3c332f}" ma:taxonomyMulti="true" ma:sspId="e102b65e-e423-4b34-9ecb-5bb5b49301aa" ma:termSetId="09814cd3-568e-fe90-9814-8d621ff8fb84" ma:anchorId="fba54fb3-c3e1-fe81-a776-ca4b69148c4d" ma:open="true" ma:isKeyword="false">
       <xsd:complexType>
         <xsd:sequence>
           <xsd:element ref="pc:Terms" minOccurs="0" maxOccurs="1"/>
@@ -9967,8 +10110,8 @@
         <xsd:element ref="dc:creator" minOccurs="0" maxOccurs="1"/>
         <xsd:element ref="dcterms:created" minOccurs="0" maxOccurs="1"/>
         <xsd:element ref="dc:identifier" minOccurs="0" maxOccurs="1"/>
-        <xsd:element name="contentType" minOccurs="0" maxOccurs="1" type="xsd:string" ma:index="0" ma:displayName="Tipo de contenido"/>
-        <xsd:element ref="dc:title" minOccurs="0" maxOccurs="1" ma:index="4" ma:displayName="Título"/>
+        <xsd:element name="contentType" minOccurs="0" maxOccurs="1" type="xsd:string" ma:index="0" ma:displayName="Content Type"/>
+        <xsd:element ref="dc:title" minOccurs="0" maxOccurs="1" ma:index="4" ma:displayName="Title"/>
         <xsd:element ref="dc:subject" minOccurs="0" maxOccurs="1"/>
         <xsd:element ref="dc:description" minOccurs="0" maxOccurs="1"/>
         <xsd:element name="keywords" minOccurs="0" maxOccurs="1" type="xsd:string"/>
@@ -10058,9 +10201,9 @@
 </file>
 
 <file path=customXml/itemProps1.xml><?xml version="1.0" encoding="utf-8"?>
-<ds:datastoreItem xmlns:ds="http://schemas.openxmlformats.org/officeDocument/2006/customXml" ds:itemID="{769CF657-6733-439C-8C3A-E764247CFE84}">
+<ds:datastoreItem xmlns:ds="http://schemas.openxmlformats.org/officeDocument/2006/customXml" ds:itemID="{4C2BDA7A-E66D-4A1B-A31B-80F5C3029034}">
   <ds:schemaRefs>
-    <ds:schemaRef ds:uri="http://schemas.microsoft.com/sharepoint/v3/contenttype/forms"/>
+    <ds:schemaRef ds:uri="http://schemas.openxmlformats.org/officeDocument/2006/bibliography"/>
   </ds:schemaRefs>
 </ds:datastoreItem>
 </file>
@@ -10077,13 +10220,13 @@
 </file>
 
 <file path=customXml/itemProps3.xml><?xml version="1.0" encoding="utf-8"?>
-<ds:datastoreItem xmlns:ds="http://schemas.openxmlformats.org/officeDocument/2006/customXml" ds:itemID="{4C2BDA7A-E66D-4A1B-A31B-80F5C3029034}">
+<ds:datastoreItem xmlns:ds="http://schemas.openxmlformats.org/officeDocument/2006/customXml" ds:itemID="{769CF657-6733-439C-8C3A-E764247CFE84}">
   <ds:schemaRefs>
-    <ds:schemaRef ds:uri="http://schemas.openxmlformats.org/officeDocument/2006/bibliography"/>
+    <ds:schemaRef ds:uri="http://schemas.microsoft.com/sharepoint/v3/contenttype/forms"/>
   </ds:schemaRefs>
 </ds:datastoreItem>
 </file>
 
 <file path=customXml/itemProps4.xml><?xml version="1.0" encoding="utf-8"?>
-<ds:datastoreItem xmlns:ds="http://schemas.openxmlformats.org/officeDocument/2006/customXml" ds:itemID="{F66E3435-F30F-4136-BD5E-9D03B632773A}"/>
+<ds:datastoreItem xmlns:ds="http://schemas.openxmlformats.org/officeDocument/2006/customXml" ds:itemID="{020E6E8A-2120-4017-900A-B3290E54F5DF}"/>
 </file>